--- a/Breast Cancer Detection Results.docx
+++ b/Breast Cancer Detection Results.docx
@@ -416,6 +416,379 @@
           <w:lang w:val="en-US" w:eastAsia="zh-CN" w:bidi="ar"/>
         </w:rPr>
         <w:t>.</w:t>
+      </w:r>
+    </w:p>
+    <w:p/>
+    <w:p/>
+    <w:p>
+      <w:pPr>
+        <w:keepNext w:val="0"/>
+        <w:keepLines w:val="0"/>
+        <w:widowControl/>
+        <w:suppressLineNumbers w:val="0"/>
+        <w:jc w:val="left"/>
+      </w:pPr>
+      <w:r>
+        <w:rPr>
+          <w:rFonts w:ascii="Noto Sans" w:hAnsi="Noto Sans" w:eastAsia="Noto Sans" w:cs="Noto Sans"/>
+          <w:color w:val="000000"/>
+          <w:kern w:val="0"/>
+          <w:sz w:val="18"/>
+          <w:szCs w:val="18"/>
+          <w:lang w:val="en-US" w:eastAsia="zh-CN" w:bidi="ar"/>
+        </w:rPr>
+        <w:t>Developed and evaluated a breast cancer classifcation model using clinically relevant metrics.</w:t>
+      </w:r>
+    </w:p>
+    <w:p>
+      <w:pPr>
+        <w:keepNext w:val="0"/>
+        <w:keepLines w:val="0"/>
+        <w:widowControl/>
+        <w:suppressLineNumbers w:val="0"/>
+        <w:jc w:val="left"/>
+      </w:pPr>
+      <w:r>
+        <w:rPr>
+          <w:rFonts w:hint="default" w:ascii="Noto Sans" w:hAnsi="Noto Sans" w:eastAsia="Noto Sans" w:cs="Noto Sans"/>
+          <w:b/>
+          <w:bCs/>
+          <w:color w:val="000000"/>
+          <w:kern w:val="0"/>
+          <w:sz w:val="18"/>
+          <w:szCs w:val="18"/>
+          <w:lang w:val="en-US" w:eastAsia="zh-CN" w:bidi="ar"/>
+        </w:rPr>
+        <w:t>Results:</w:t>
+      </w:r>
+      <w:r>
+        <w:rPr>
+          <w:rFonts w:hint="default" w:ascii="Noto Sans" w:hAnsi="Noto Sans" w:eastAsia="Noto Sans" w:cs="Noto Sans"/>
+          <w:color w:val="000000"/>
+          <w:kern w:val="0"/>
+          <w:sz w:val="18"/>
+          <w:szCs w:val="18"/>
+          <w:lang w:val="en-US" w:eastAsia="zh-CN" w:bidi="ar"/>
+        </w:rPr>
+        <w:t xml:space="preserve"> Accuracy </w:t>
+      </w:r>
+      <w:r>
+        <w:rPr>
+          <w:rFonts w:hint="default" w:ascii="Noto Sans" w:hAnsi="Noto Sans" w:eastAsia="Noto Sans" w:cs="Noto Sans"/>
+          <w:b/>
+          <w:bCs/>
+          <w:color w:val="000000"/>
+          <w:kern w:val="0"/>
+          <w:sz w:val="18"/>
+          <w:szCs w:val="18"/>
+          <w:lang w:val="en-US" w:eastAsia="zh-CN" w:bidi="ar"/>
+        </w:rPr>
+        <w:t>9</w:t>
+      </w:r>
+      <w:r>
+        <w:rPr>
+          <w:rFonts w:hint="default" w:ascii="Noto Sans" w:hAnsi="Noto Sans" w:eastAsia="Noto Sans" w:cs="Noto Sans"/>
+          <w:color w:val="000000"/>
+          <w:kern w:val="0"/>
+          <w:sz w:val="18"/>
+          <w:szCs w:val="18"/>
+          <w:lang w:val="en-US" w:eastAsia="zh-CN" w:bidi="ar"/>
+        </w:rPr>
+        <w:t xml:space="preserve"> </w:t>
+      </w:r>
+      <w:r>
+        <w:rPr>
+          <w:rFonts w:hint="default" w:ascii="Noto Sans" w:hAnsi="Noto Sans" w:eastAsia="Noto Sans" w:cs="Noto Sans"/>
+          <w:b/>
+          <w:bCs/>
+          <w:color w:val="000000"/>
+          <w:kern w:val="0"/>
+          <w:sz w:val="18"/>
+          <w:szCs w:val="18"/>
+          <w:lang w:val="en-US" w:eastAsia="zh-CN" w:bidi="ar"/>
+        </w:rPr>
+        <w:t>7.4%</w:t>
+      </w:r>
+      <w:r>
+        <w:rPr>
+          <w:rFonts w:hint="default" w:ascii="Noto Sans" w:hAnsi="Noto Sans" w:eastAsia="Noto Sans" w:cs="Noto Sans"/>
+          <w:color w:val="000000"/>
+          <w:kern w:val="0"/>
+          <w:sz w:val="18"/>
+          <w:szCs w:val="18"/>
+          <w:lang w:val="en-US" w:eastAsia="zh-CN" w:bidi="ar"/>
+        </w:rPr>
+        <w:t xml:space="preserve"> | Precision </w:t>
+      </w:r>
+      <w:r>
+        <w:rPr>
+          <w:rFonts w:hint="default" w:ascii="Noto Sans" w:hAnsi="Noto Sans" w:eastAsia="Noto Sans" w:cs="Noto Sans"/>
+          <w:b/>
+          <w:bCs/>
+          <w:color w:val="000000"/>
+          <w:kern w:val="0"/>
+          <w:sz w:val="18"/>
+          <w:szCs w:val="18"/>
+          <w:lang w:val="en-US" w:eastAsia="zh-CN" w:bidi="ar"/>
+        </w:rPr>
+        <w:t>1</w:t>
+      </w:r>
+      <w:r>
+        <w:rPr>
+          <w:rFonts w:hint="default" w:ascii="Noto Sans" w:hAnsi="Noto Sans" w:eastAsia="Noto Sans" w:cs="Noto Sans"/>
+          <w:color w:val="000000"/>
+          <w:kern w:val="0"/>
+          <w:sz w:val="18"/>
+          <w:szCs w:val="18"/>
+          <w:lang w:val="en-US" w:eastAsia="zh-CN" w:bidi="ar"/>
+        </w:rPr>
+        <w:t xml:space="preserve"> </w:t>
+      </w:r>
+      <w:r>
+        <w:rPr>
+          <w:rFonts w:hint="default" w:ascii="Noto Sans" w:hAnsi="Noto Sans" w:eastAsia="Noto Sans" w:cs="Noto Sans"/>
+          <w:b/>
+          <w:bCs/>
+          <w:color w:val="000000"/>
+          <w:kern w:val="0"/>
+          <w:sz w:val="18"/>
+          <w:szCs w:val="18"/>
+          <w:lang w:val="en-US" w:eastAsia="zh-CN" w:bidi="ar"/>
+        </w:rPr>
+        <w:t>00%</w:t>
+      </w:r>
+      <w:r>
+        <w:rPr>
+          <w:rFonts w:hint="default" w:ascii="Noto Sans" w:hAnsi="Noto Sans" w:eastAsia="Noto Sans" w:cs="Noto Sans"/>
+          <w:color w:val="000000"/>
+          <w:kern w:val="0"/>
+          <w:sz w:val="18"/>
+          <w:szCs w:val="18"/>
+          <w:lang w:val="en-US" w:eastAsia="zh-CN" w:bidi="ar"/>
+        </w:rPr>
+        <w:t xml:space="preserve"> | Recall </w:t>
+      </w:r>
+      <w:r>
+        <w:rPr>
+          <w:rFonts w:hint="default" w:ascii="Noto Sans" w:hAnsi="Noto Sans" w:eastAsia="Noto Sans" w:cs="Noto Sans"/>
+          <w:b/>
+          <w:bCs/>
+          <w:color w:val="000000"/>
+          <w:kern w:val="0"/>
+          <w:sz w:val="18"/>
+          <w:szCs w:val="18"/>
+          <w:lang w:val="en-US" w:eastAsia="zh-CN" w:bidi="ar"/>
+        </w:rPr>
+        <w:t>9</w:t>
+      </w:r>
+      <w:r>
+        <w:rPr>
+          <w:rFonts w:hint="default" w:ascii="Noto Sans" w:hAnsi="Noto Sans" w:eastAsia="Noto Sans" w:cs="Noto Sans"/>
+          <w:color w:val="000000"/>
+          <w:kern w:val="0"/>
+          <w:sz w:val="18"/>
+          <w:szCs w:val="18"/>
+          <w:lang w:val="en-US" w:eastAsia="zh-CN" w:bidi="ar"/>
+        </w:rPr>
+        <w:t xml:space="preserve"> </w:t>
+      </w:r>
+      <w:r>
+        <w:rPr>
+          <w:rFonts w:hint="default" w:ascii="Noto Sans" w:hAnsi="Noto Sans" w:eastAsia="Noto Sans" w:cs="Noto Sans"/>
+          <w:b/>
+          <w:bCs/>
+          <w:color w:val="000000"/>
+          <w:kern w:val="0"/>
+          <w:sz w:val="18"/>
+          <w:szCs w:val="18"/>
+          <w:lang w:val="en-US" w:eastAsia="zh-CN" w:bidi="ar"/>
+        </w:rPr>
+        <w:t>2.9%</w:t>
+      </w:r>
+      <w:r>
+        <w:rPr>
+          <w:rFonts w:hint="default" w:ascii="Noto Sans" w:hAnsi="Noto Sans" w:eastAsia="Noto Sans" w:cs="Noto Sans"/>
+          <w:color w:val="000000"/>
+          <w:kern w:val="0"/>
+          <w:sz w:val="18"/>
+          <w:szCs w:val="18"/>
+          <w:lang w:val="en-US" w:eastAsia="zh-CN" w:bidi="ar"/>
+        </w:rPr>
+        <w:t xml:space="preserve"> | Specifcity </w:t>
+      </w:r>
+      <w:r>
+        <w:rPr>
+          <w:rFonts w:hint="default" w:ascii="Noto Sans" w:hAnsi="Noto Sans" w:eastAsia="Noto Sans" w:cs="Noto Sans"/>
+          <w:b/>
+          <w:bCs/>
+          <w:color w:val="000000"/>
+          <w:kern w:val="0"/>
+          <w:sz w:val="18"/>
+          <w:szCs w:val="18"/>
+          <w:lang w:val="en-US" w:eastAsia="zh-CN" w:bidi="ar"/>
+        </w:rPr>
+        <w:t>1</w:t>
+      </w:r>
+      <w:r>
+        <w:rPr>
+          <w:rFonts w:hint="default" w:ascii="Noto Sans" w:hAnsi="Noto Sans" w:eastAsia="Noto Sans" w:cs="Noto Sans"/>
+          <w:color w:val="000000"/>
+          <w:kern w:val="0"/>
+          <w:sz w:val="18"/>
+          <w:szCs w:val="18"/>
+          <w:lang w:val="en-US" w:eastAsia="zh-CN" w:bidi="ar"/>
+        </w:rPr>
+        <w:t xml:space="preserve"> </w:t>
+      </w:r>
+      <w:r>
+        <w:rPr>
+          <w:rFonts w:hint="default" w:ascii="Noto Sans" w:hAnsi="Noto Sans" w:eastAsia="Noto Sans" w:cs="Noto Sans"/>
+          <w:b/>
+          <w:bCs/>
+          <w:color w:val="000000"/>
+          <w:kern w:val="0"/>
+          <w:sz w:val="18"/>
+          <w:szCs w:val="18"/>
+          <w:lang w:val="en-US" w:eastAsia="zh-CN" w:bidi="ar"/>
+        </w:rPr>
+        <w:t>00%</w:t>
+      </w:r>
+      <w:r>
+        <w:rPr>
+          <w:rFonts w:hint="default" w:ascii="Noto Sans" w:hAnsi="Noto Sans" w:eastAsia="Noto Sans" w:cs="Noto Sans"/>
+          <w:color w:val="000000"/>
+          <w:kern w:val="0"/>
+          <w:sz w:val="18"/>
+          <w:szCs w:val="18"/>
+          <w:lang w:val="en-US" w:eastAsia="zh-CN" w:bidi="ar"/>
+        </w:rPr>
+        <w:t xml:space="preserve"> | F1 </w:t>
+      </w:r>
+      <w:r>
+        <w:rPr>
+          <w:rFonts w:hint="default" w:ascii="Noto Sans" w:hAnsi="Noto Sans" w:eastAsia="Noto Sans" w:cs="Noto Sans"/>
+          <w:b/>
+          <w:bCs/>
+          <w:color w:val="000000"/>
+          <w:kern w:val="0"/>
+          <w:sz w:val="18"/>
+          <w:szCs w:val="18"/>
+          <w:lang w:val="en-US" w:eastAsia="zh-CN" w:bidi="ar"/>
+        </w:rPr>
+        <w:t>96.3%</w:t>
+      </w:r>
+      <w:r>
+        <w:rPr>
+          <w:rFonts w:hint="default" w:ascii="Noto Sans" w:hAnsi="Noto Sans" w:eastAsia="Noto Sans" w:cs="Noto Sans"/>
+          <w:color w:val="000000"/>
+          <w:kern w:val="0"/>
+          <w:sz w:val="18"/>
+          <w:szCs w:val="18"/>
+          <w:lang w:val="en-US" w:eastAsia="zh-CN" w:bidi="ar"/>
+        </w:rPr>
+        <w:t>.</w:t>
+      </w:r>
+    </w:p>
+    <w:p/>
+    <w:p/>
+    <w:p>
+      <w:pPr>
+        <w:pStyle w:val="4"/>
+        <w:keepNext w:val="0"/>
+        <w:keepLines w:val="0"/>
+        <w:widowControl/>
+        <w:suppressLineNumbers w:val="0"/>
+      </w:pPr>
+      <w:r>
+        <w:rPr>
+          <w:rStyle w:val="5"/>
+        </w:rPr>
+        <w:t>Breast Cancer Detection:</w:t>
+      </w:r>
+    </w:p>
+    <w:p>
+      <w:pPr>
+        <w:keepNext w:val="0"/>
+        <w:keepLines w:val="0"/>
+        <w:widowControl/>
+        <w:numPr>
+          <w:ilvl w:val="0"/>
+          <w:numId w:val="1"/>
+        </w:numPr>
+        <w:suppressLineNumbers w:val="0"/>
+        <w:spacing w:before="0" w:beforeAutospacing="1" w:after="0" w:afterAutospacing="1"/>
+        <w:ind w:left="720" w:hanging="360"/>
+      </w:pPr>
+      <w:r>
+        <w:t>Accuracy: 97.4%</w:t>
+      </w:r>
+    </w:p>
+    <w:p>
+      <w:pPr>
+        <w:keepNext w:val="0"/>
+        <w:keepLines w:val="0"/>
+        <w:widowControl/>
+        <w:numPr>
+          <w:ilvl w:val="0"/>
+          <w:numId w:val="1"/>
+        </w:numPr>
+        <w:suppressLineNumbers w:val="0"/>
+        <w:spacing w:before="0" w:beforeAutospacing="1" w:after="0" w:afterAutospacing="1"/>
+        <w:ind w:left="720" w:hanging="360"/>
+      </w:pPr>
+      <w:r>
+        <w:t>Precision: 100%</w:t>
+      </w:r>
+    </w:p>
+    <w:p>
+      <w:pPr>
+        <w:keepNext w:val="0"/>
+        <w:keepLines w:val="0"/>
+        <w:widowControl/>
+        <w:numPr>
+          <w:ilvl w:val="0"/>
+          <w:numId w:val="1"/>
+        </w:numPr>
+        <w:suppressLineNumbers w:val="0"/>
+        <w:spacing w:before="0" w:beforeAutospacing="1" w:after="0" w:afterAutospacing="1"/>
+        <w:ind w:left="720" w:hanging="360"/>
+      </w:pPr>
+      <w:r>
+        <w:t>Recall/Sensitivity: 92.9%</w:t>
+      </w:r>
+    </w:p>
+    <w:p>
+      <w:pPr>
+        <w:keepNext w:val="0"/>
+        <w:keepLines w:val="0"/>
+        <w:widowControl/>
+        <w:numPr>
+          <w:ilvl w:val="0"/>
+          <w:numId w:val="1"/>
+        </w:numPr>
+        <w:suppressLineNumbers w:val="0"/>
+        <w:spacing w:before="0" w:beforeAutospacing="1" w:after="0" w:afterAutospacing="1"/>
+        <w:ind w:left="720" w:hanging="360"/>
+      </w:pPr>
+      <w:r>
+        <w:t>Specificity: 100%</w:t>
+      </w:r>
+    </w:p>
+    <w:p>
+      <w:pPr>
+        <w:keepNext w:val="0"/>
+        <w:keepLines w:val="0"/>
+        <w:widowControl/>
+        <w:numPr>
+          <w:ilvl w:val="0"/>
+          <w:numId w:val="1"/>
+        </w:numPr>
+        <w:suppressLineNumbers w:val="0"/>
+        <w:spacing w:before="0" w:beforeAutospacing="1" w:after="0" w:afterAutospacing="1"/>
+        <w:ind w:left="720" w:hanging="360"/>
+      </w:pPr>
+      <w:r>
+        <w:t>F1-score: 96.3%</w:t>
       </w:r>
     </w:p>
     <w:p>
@@ -430,6 +803,163 @@
     </w:sectPr>
   </w:body>
 </w:document>
+</file>
+
+<file path=word/numbering.xml><?xml version="1.0" encoding="utf-8"?>
+<w:numbering xmlns:wpc="http://schemas.microsoft.com/office/word/2010/wordprocessingCanvas" xmlns:mc="http://schemas.openxmlformats.org/markup-compatibility/2006" xmlns:o="urn:schemas-microsoft-com:office:office" xmlns:r="http://schemas.openxmlformats.org/officeDocument/2006/relationships" xmlns:m="http://schemas.openxmlformats.org/officeDocument/2006/math" xmlns:v="urn:schemas-microsoft-com:vml" xmlns:wp14="http://schemas.microsoft.com/office/word/2010/wordprocessingDrawing" xmlns:wp="http://schemas.openxmlformats.org/drawingml/2006/wordprocessingDrawing" xmlns:w10="urn:schemas-microsoft-com:office:word" xmlns:w="http://schemas.openxmlformats.org/wordprocessingml/2006/main" xmlns:w14="http://schemas.microsoft.com/office/word/2010/wordml" xmlns:wpg="http://schemas.microsoft.com/office/word/2010/wordprocessingGroup" xmlns:wpi="http://schemas.microsoft.com/office/word/2010/wordprocessingInk" xmlns:wne="http://schemas.microsoft.com/office/word/2006/wordml" xmlns:wps="http://schemas.microsoft.com/office/word/2010/wordprocessingShape" xmlns:wpsCustomData="http://www.wps.cn/officeDocument/2013/wpsCustomData" mc:Ignorable="w14 wp14">
+  <w:abstractNum w:abstractNumId="0">
+    <w:nsid w:val="E2F7085B"/>
+    <w:multiLevelType w:val="multilevel"/>
+    <w:tmpl w:val="E2F7085B"/>
+    <w:lvl w:ilvl="0" w:tentative="0">
+      <w:start w:val="1"/>
+      <w:numFmt w:val="bullet"/>
+      <w:lvlText w:val=""/>
+      <w:lvlJc w:val="left"/>
+      <w:pPr>
+        <w:tabs>
+          <w:tab w:val="left" w:pos="720"/>
+        </w:tabs>
+        <w:ind w:left="720" w:hanging="360"/>
+      </w:pPr>
+      <w:rPr>
+        <w:rFonts w:ascii="Symbol" w:hAnsi="Symbol" w:cs="Symbol"/>
+        <w:sz w:val="20"/>
+      </w:rPr>
+    </w:lvl>
+    <w:lvl w:ilvl="1" w:tentative="0">
+      <w:start w:val="1"/>
+      <w:numFmt w:val="bullet"/>
+      <w:lvlText w:val="o"/>
+      <w:lvlJc w:val="left"/>
+      <w:pPr>
+        <w:tabs>
+          <w:tab w:val="left" w:pos="1440"/>
+        </w:tabs>
+        <w:ind w:left="1440" w:hanging="360"/>
+      </w:pPr>
+      <w:rPr>
+        <w:rFonts w:ascii="Courier New" w:hAnsi="Courier New" w:cs="Courier New"/>
+        <w:sz w:val="20"/>
+      </w:rPr>
+    </w:lvl>
+    <w:lvl w:ilvl="2" w:tentative="0">
+      <w:start w:val="1"/>
+      <w:numFmt w:val="bullet"/>
+      <w:lvlText w:val=""/>
+      <w:lvlJc w:val="left"/>
+      <w:pPr>
+        <w:tabs>
+          <w:tab w:val="left" w:pos="2160"/>
+        </w:tabs>
+        <w:ind w:left="2160" w:hanging="360"/>
+      </w:pPr>
+      <w:rPr>
+        <w:rFonts w:ascii="Wingdings" w:hAnsi="Wingdings" w:cs="Wingdings"/>
+        <w:sz w:val="20"/>
+      </w:rPr>
+    </w:lvl>
+    <w:lvl w:ilvl="3" w:tentative="0">
+      <w:start w:val="1"/>
+      <w:numFmt w:val="bullet"/>
+      <w:lvlText w:val=""/>
+      <w:lvlJc w:val="left"/>
+      <w:pPr>
+        <w:tabs>
+          <w:tab w:val="left" w:pos="2880"/>
+        </w:tabs>
+        <w:ind w:left="2880" w:hanging="360"/>
+      </w:pPr>
+      <w:rPr>
+        <w:rFonts w:hint="default" w:ascii="Wingdings" w:hAnsi="Wingdings" w:cs="Wingdings"/>
+        <w:sz w:val="20"/>
+      </w:rPr>
+    </w:lvl>
+    <w:lvl w:ilvl="4" w:tentative="0">
+      <w:start w:val="1"/>
+      <w:numFmt w:val="bullet"/>
+      <w:lvlText w:val=""/>
+      <w:lvlJc w:val="left"/>
+      <w:pPr>
+        <w:tabs>
+          <w:tab w:val="left" w:pos="3600"/>
+        </w:tabs>
+        <w:ind w:left="3600" w:hanging="360"/>
+      </w:pPr>
+      <w:rPr>
+        <w:rFonts w:hint="default" w:ascii="Wingdings" w:hAnsi="Wingdings" w:cs="Wingdings"/>
+        <w:sz w:val="20"/>
+      </w:rPr>
+    </w:lvl>
+    <w:lvl w:ilvl="5" w:tentative="0">
+      <w:start w:val="1"/>
+      <w:numFmt w:val="bullet"/>
+      <w:lvlText w:val=""/>
+      <w:lvlJc w:val="left"/>
+      <w:pPr>
+        <w:tabs>
+          <w:tab w:val="left" w:pos="4320"/>
+        </w:tabs>
+        <w:ind w:left="4320" w:hanging="360"/>
+      </w:pPr>
+      <w:rPr>
+        <w:rFonts w:hint="default" w:ascii="Wingdings" w:hAnsi="Wingdings" w:cs="Wingdings"/>
+        <w:sz w:val="20"/>
+      </w:rPr>
+    </w:lvl>
+    <w:lvl w:ilvl="6" w:tentative="0">
+      <w:start w:val="1"/>
+      <w:numFmt w:val="bullet"/>
+      <w:lvlText w:val=""/>
+      <w:lvlJc w:val="left"/>
+      <w:pPr>
+        <w:tabs>
+          <w:tab w:val="left" w:pos="5040"/>
+        </w:tabs>
+        <w:ind w:left="5040" w:hanging="360"/>
+      </w:pPr>
+      <w:rPr>
+        <w:rFonts w:hint="default" w:ascii="Wingdings" w:hAnsi="Wingdings" w:cs="Wingdings"/>
+        <w:sz w:val="20"/>
+      </w:rPr>
+    </w:lvl>
+    <w:lvl w:ilvl="7" w:tentative="0">
+      <w:start w:val="1"/>
+      <w:numFmt w:val="bullet"/>
+      <w:lvlText w:val=""/>
+      <w:lvlJc w:val="left"/>
+      <w:pPr>
+        <w:tabs>
+          <w:tab w:val="left" w:pos="5760"/>
+        </w:tabs>
+        <w:ind w:left="5760" w:hanging="360"/>
+      </w:pPr>
+      <w:rPr>
+        <w:rFonts w:hint="default" w:ascii="Wingdings" w:hAnsi="Wingdings" w:cs="Wingdings"/>
+        <w:sz w:val="20"/>
+      </w:rPr>
+    </w:lvl>
+    <w:lvl w:ilvl="8" w:tentative="0">
+      <w:start w:val="1"/>
+      <w:numFmt w:val="bullet"/>
+      <w:lvlText w:val=""/>
+      <w:lvlJc w:val="left"/>
+      <w:pPr>
+        <w:tabs>
+          <w:tab w:val="left" w:pos="6480"/>
+        </w:tabs>
+        <w:ind w:left="6480" w:hanging="360"/>
+      </w:pPr>
+      <w:rPr>
+        <w:rFonts w:hint="default" w:ascii="Wingdings" w:hAnsi="Wingdings" w:cs="Wingdings"/>
+        <w:sz w:val="20"/>
+      </w:rPr>
+    </w:lvl>
+  </w:abstractNum>
+  <w:num w:numId="1">
+    <w:abstractNumId w:val="0"/>
+  </w:num>
+</w:numbering>
 </file>
 
 <file path=word/styles.xml><?xml version="1.0" encoding="utf-8"?>
